--- a/manuscript/PLOS_ONE_Cover_Letter_Corrected.docx
+++ b/manuscript/PLOS_ONE_Cover_Letter_Corrected.docx
@@ -89,7 +89,7 @@
     <w:p/>
     <w:p>
       <w:r>
-        <w:t>The manuscript adheres to PLOS ONE formatting and reporting guidelines. We report in compliance with STROBE (observational studies), TRIPOD+AI (prediction models), and READUS-PV (disproportionality analysis), with completed checklists provided as Supporting Information (S1–S3 Tables), alongside six additional supporting tables (S4–S9) documenting the preprocessing pipeline, hyperparameter search space, predictor leakage audit, temporal dataset-shift analysis, the complete signal-detection results for all drug–event pairs, and quarter-wise FAERS reporting volume. All data are from the publicly available FDA FAERS database; the complete analysis code and derived analytic datasets are openly available on GitHub and archived on Zenodo [CONFIRM THE PUBLISHED DOI BEFORE SUBMITTING], as detailed in the Data Availability Statement. Four main figures and two supporting figures are submitted as separate EPS files, consistent with PLOS ONE's LaTeX submission requirements.</w:t>
+        <w:t>The manuscript adheres to PLOS ONE formatting and reporting guidelines. We report in compliance with STROBE (observational studies), TRIPOD+AI (prediction models), and READUS-PV (disproportionality analysis), with completed checklists provided as Supporting Information (S1–S3 Tables), alongside six additional supporting tables (S4–S9) documenting the preprocessing pipeline, hyperparameter search space, predictor leakage audit, temporal dataset-shift analysis, the complete signal-detection results for all drug–event pairs, and quarter-wise FAERS reporting volume. All data are from the publicly available FDA FAERS database; the machine-learning pipeline, figure-regeneration script, and derived analytic datasets are openly available on GitHub and archived on Zenodo (DOI: 10.5281/zenodo.22767355), with the disproportionality computations provided as complete output (S8 Table) rather than source code, as detailed in the Data Availability Statement. Four main figures and two supporting figures are submitted as separate EPS files, consistent with PLOS ONE's LaTeX submission requirements.</w:t>
       </w:r>
     </w:p>
     <w:p/>

--- a/manuscript/PLOS_ONE_Cover_Letter_Corrected.docx
+++ b/manuscript/PLOS_ONE_Cover_Letter_Corrected.docx
@@ -29,7 +29,7 @@
     <w:p/>
     <w:p>
       <w:r>
-        <w:t>[INSERT SUBMISSION DATE]</w:t>
+        <w:t>16 September 2026</w:t>
       </w:r>
     </w:p>
     <w:p/>
@@ -77,7 +77,7 @@
     <w:p/>
     <w:p>
       <w:r>
-        <w:t>Adolescent obesity and type 2 diabetes are increasingly managed with anti-obesity and anti-diabetic medications, many of which are prescribed off-label or carry limited post-marketing safety data specific to this age group. Using 2021–2025 data from the FDA Adverse Event Reporting System (FAERS), we conducted a comprehensive, multi-metric disproportionality analysis (reporting odds ratio, proportional reporting ratio, information component, and empirical Bayes geometric mean) across four overlapping drug panels (14 obesity-related and 10 anti-diabetic agents), covering 403,278 adolescent adverse-event reports. We use the term "obesity-related" deliberately: the panel includes agents such as metformin, atorvastatin, lisinopril and losartan, which are not anti-obesity medications but dominate the prescribing profile of adolescents managed for obesity-related comorbidity. This study systematically evaluates the full spectrum of anti-obesity and anti-diabetic drug safety signals specifically in adolescents using FAERS data with multiple concordant disproportionality metrics.</w:t>
+        <w:t>Adolescent obesity and type 2 diabetes are increasingly managed with anti-obesity and anti-diabetic medications, many of which are prescribed off-label or carry limited post-marketing safety data specific to this age group. Using 2021–2025 data from the FDA Adverse Event Reporting System (FAERS), we conducted a comprehensive, multi-metric disproportionality analysis (reporting odds ratio, proportional reporting ratio, information component, and empirical Bayes geometric mean) across four overlapping drug panels (14 obesity-related and 10 anti-diabetic agents), covering 403,278 adolescent adverse-event reports. We use the term "obesity-related" deliberately: the panel includes agents such as metformin, atorvastatin, lisinopril and losartan, which are not anti-obesity medications but dominate the prescribing profile of adolescents managed for obesity-related comorbidity. The analysis evaluates anti-obesity and anti-diabetic drug safety signals in adolescents using FAERS data assessed against four concordant disproportionality metrics.</w:t>
       </w:r>
     </w:p>
     <w:p/>
@@ -89,7 +89,7 @@
     <w:p/>
     <w:p>
       <w:r>
-        <w:t>The manuscript adheres to PLOS ONE formatting and reporting guidelines. We report in compliance with STROBE (observational studies), TRIPOD+AI (prediction models), and READUS-PV (disproportionality analysis), with completed checklists provided as Supporting Information (S1–S3 Tables), alongside six additional supporting tables (S4–S9) documenting the preprocessing pipeline, hyperparameter search space, predictor leakage audit, temporal dataset-shift analysis, the complete signal-detection results for all drug–event pairs, and quarter-wise FAERS reporting volume. All data are from the publicly available FDA FAERS database; the machine-learning pipeline, figure-regeneration script, and derived analytic datasets are openly available on GitHub and archived on Zenodo (DOI: 10.5281/zenodo.22767355), with the disproportionality computations provided as complete output (S8 Table) rather than source code, as detailed in the Data Availability Statement. Four main figures and two supporting figures are submitted as separate EPS files, consistent with PLOS ONE's LaTeX submission requirements.</w:t>
+        <w:t>The manuscript adheres to PLOS ONE formatting and reporting guidelines. We report in compliance with STROBE (observational studies), TRIPOD+AI (prediction models), and READUS-PV (disproportionality analysis), with completed checklists provided as Supporting Information (S1–S3 Tables), alongside six additional supporting tables (S4–S9) documenting the preprocessing pipeline, hyperparameter search space, predictor leakage audit, temporal dataset-shift analysis, the complete signal-detection results for all drug–event pairs, and quarter-wise FAERS reporting volume. All data are from the publicly available FDA FAERS database. The derived analytic datasets, the complete signal-detection output for all 2,098 evaluated drug-event pairs, and the machine-learning and figure-regeneration code are archived on Zenodo under the concept DOI https://doi.org/10.5281/zenodo.22767355, as detailed in the Data Availability Statement. We note explicitly that the source code computing the ROR, PRR, IC and EBGM statistics is not included in the archive: the disproportionality analysis is deposited as its complete numerical output (S8 Table) rather than as executable code. MedDRA is licensed from the MSSO and no MedDRA dictionary file is redistributed. Four main figures and two supporting figures are submitted as separate EPS files, consistent with PLOS ONE's LaTeX submission requirements.</w:t>
       </w:r>
     </w:p>
     <w:p/>
@@ -111,7 +111,7 @@
     </w:p>
     <w:p>
       <w:r>
-        <w:t>Suggested Academic Editors: [INSERT 2-3 NAMES AND AFFILIATIONS FROM THE PLOS ONE ACADEMIC EDITOR LIST]. Opposed reviewers: [NONE / INSERT NAMES]. We have had no prior interactions with PLOS regarding this submission.</w:t>
+        <w:t>We have no suggested or opposed Academic Editors or reviewers to propose, and we are content to leave the selection to the Editorial Office. We have had no prior interactions with PLOS regarding this submission.</w:t>
       </w:r>
     </w:p>
     <w:p/>
